--- a/.ML-Training/LoRA.docx
+++ b/.ML-Training/LoRA.docx
@@ -122,6 +122,7 @@
         <w:t xml:space="preserve"> </w:t>
       </w:r>
       <w:proofErr w:type="spellStart"/>
+      <w:proofErr w:type="gramStart"/>
       <w:r>
         <w:rPr>
           <w:rFonts w:asciiTheme="majorHAnsi" w:eastAsia="Times New Roman" w:hAnsiTheme="majorHAnsi" w:cstheme="majorHAnsi"/>
@@ -165,6 +166,7 @@
         <w:t>nn</w:t>
       </w:r>
       <w:proofErr w:type="spellEnd"/>
+      <w:proofErr w:type="gramEnd"/>
       <w:r>
         <w:rPr>
           <w:rFonts w:asciiTheme="majorHAnsi" w:eastAsia="Times New Roman" w:hAnsiTheme="majorHAnsi" w:cstheme="majorHAnsi"/>
@@ -390,6 +392,7 @@
         <w:t>(</w:t>
       </w:r>
       <w:proofErr w:type="spellStart"/>
+      <w:proofErr w:type="gramStart"/>
       <w:r>
         <w:rPr>
           <w:rFonts w:asciiTheme="majorHAnsi" w:eastAsia="Times New Roman" w:hAnsiTheme="majorHAnsi" w:cstheme="majorHAnsi"/>
@@ -404,6 +407,7 @@
         <w:t>nn.Module</w:t>
       </w:r>
       <w:proofErr w:type="spellEnd"/>
+      <w:proofErr w:type="gramEnd"/>
       <w:r>
         <w:rPr>
           <w:rFonts w:asciiTheme="majorHAnsi" w:eastAsia="Times New Roman" w:hAnsiTheme="majorHAnsi" w:cstheme="majorHAnsi"/>
@@ -535,7 +539,22 @@
           <w:lang w:eastAsia="en-GB"/>
           <w14:ligatures w14:val="none"/>
         </w:rPr>
-        <w:t>__</w:t>
+        <w:t>_</w:t>
+      </w:r>
+      <w:proofErr w:type="gramStart"/>
+      <w:r>
+        <w:rPr>
+          <w:rFonts w:asciiTheme="majorHAnsi" w:eastAsia="Times New Roman" w:hAnsiTheme="majorHAnsi" w:cstheme="majorHAnsi"/>
+          <w:b/>
+          <w:bCs/>
+          <w:color w:val="FA903E"/>
+          <w:kern w:val="0"/>
+          <w:sz w:val="20"/>
+          <w:szCs w:val="20"/>
+          <w:lang w:eastAsia="en-GB"/>
+          <w14:ligatures w14:val="none"/>
+        </w:rPr>
+        <w:t>_</w:t>
       </w:r>
       <w:r>
         <w:rPr>
@@ -551,6 +570,7 @@
         </w:rPr>
         <w:t>(</w:t>
       </w:r>
+      <w:proofErr w:type="gramEnd"/>
       <w:r>
         <w:rPr>
           <w:rFonts w:asciiTheme="majorHAnsi" w:eastAsia="Times New Roman" w:hAnsiTheme="majorHAnsi" w:cstheme="majorHAnsi"/>
@@ -795,7 +815,35 @@
           <w:lang w:eastAsia="en-GB"/>
           <w14:ligatures w14:val="none"/>
         </w:rPr>
-        <w:t xml:space="preserve">        super().__</w:t>
+        <w:t xml:space="preserve">        super(</w:t>
+      </w:r>
+      <w:proofErr w:type="gramStart"/>
+      <w:r>
+        <w:rPr>
+          <w:rFonts w:asciiTheme="majorHAnsi" w:eastAsia="Times New Roman" w:hAnsiTheme="majorHAnsi" w:cstheme="majorHAnsi"/>
+          <w:b/>
+          <w:bCs/>
+          <w:kern w:val="0"/>
+          <w:sz w:val="20"/>
+          <w:szCs w:val="20"/>
+          <w:lang w:eastAsia="en-GB"/>
+          <w14:ligatures w14:val="none"/>
+        </w:rPr>
+        <w:t>)._</w:t>
+      </w:r>
+      <w:proofErr w:type="gramEnd"/>
+      <w:r>
+        <w:rPr>
+          <w:rFonts w:asciiTheme="majorHAnsi" w:eastAsia="Times New Roman" w:hAnsiTheme="majorHAnsi" w:cstheme="majorHAnsi"/>
+          <w:b/>
+          <w:bCs/>
+          <w:kern w:val="0"/>
+          <w:sz w:val="20"/>
+          <w:szCs w:val="20"/>
+          <w:lang w:eastAsia="en-GB"/>
+          <w14:ligatures w14:val="none"/>
+        </w:rPr>
+        <w:t>_</w:t>
       </w:r>
       <w:proofErr w:type="spellStart"/>
       <w:r>
@@ -872,6 +920,7 @@
         <w:t xml:space="preserve">        </w:t>
       </w:r>
       <w:proofErr w:type="spellStart"/>
+      <w:proofErr w:type="gramStart"/>
       <w:r>
         <w:rPr>
           <w:rFonts w:asciiTheme="majorHAnsi" w:eastAsia="Times New Roman" w:hAnsiTheme="majorHAnsi" w:cstheme="majorHAnsi"/>
@@ -886,6 +935,7 @@
         <w:t>self.rank</w:t>
       </w:r>
       <w:proofErr w:type="spellEnd"/>
+      <w:proofErr w:type="gramEnd"/>
       <w:r>
         <w:rPr>
           <w:rFonts w:asciiTheme="majorHAnsi" w:eastAsia="Times New Roman" w:hAnsiTheme="majorHAnsi" w:cstheme="majorHAnsi"/>
@@ -946,6 +996,7 @@
         <w:t xml:space="preserve">        </w:t>
       </w:r>
       <w:proofErr w:type="spellStart"/>
+      <w:proofErr w:type="gramStart"/>
       <w:r>
         <w:rPr>
           <w:rFonts w:asciiTheme="majorHAnsi" w:eastAsia="Times New Roman" w:hAnsiTheme="majorHAnsi" w:cstheme="majorHAnsi"/>
@@ -960,6 +1011,7 @@
         <w:t>self.alpha</w:t>
       </w:r>
       <w:proofErr w:type="spellEnd"/>
+      <w:proofErr w:type="gramEnd"/>
       <w:r>
         <w:rPr>
           <w:rFonts w:asciiTheme="majorHAnsi" w:eastAsia="Times New Roman" w:hAnsiTheme="majorHAnsi" w:cstheme="majorHAnsi"/>
@@ -1247,18 +1299,33 @@
         <w:t xml:space="preserve">        </w:t>
       </w:r>
       <w:proofErr w:type="spellStart"/>
-      <w:r>
-        <w:rPr>
-          <w:rFonts w:asciiTheme="majorHAnsi" w:eastAsia="Times New Roman" w:hAnsiTheme="majorHAnsi" w:cstheme="majorHAnsi"/>
-          <w:b/>
-          <w:bCs/>
-          <w:kern w:val="0"/>
-          <w:sz w:val="20"/>
-          <w:szCs w:val="20"/>
-          <w:lang w:eastAsia="en-GB"/>
-          <w14:ligatures w14:val="none"/>
-        </w:rPr>
-        <w:t>self.lora_A</w:t>
+      <w:proofErr w:type="gramStart"/>
+      <w:r>
+        <w:rPr>
+          <w:rFonts w:asciiTheme="majorHAnsi" w:eastAsia="Times New Roman" w:hAnsiTheme="majorHAnsi" w:cstheme="majorHAnsi"/>
+          <w:b/>
+          <w:bCs/>
+          <w:kern w:val="0"/>
+          <w:sz w:val="20"/>
+          <w:szCs w:val="20"/>
+          <w:lang w:eastAsia="en-GB"/>
+          <w14:ligatures w14:val="none"/>
+        </w:rPr>
+        <w:t>self.lora</w:t>
+      </w:r>
+      <w:proofErr w:type="gramEnd"/>
+      <w:r>
+        <w:rPr>
+          <w:rFonts w:asciiTheme="majorHAnsi" w:eastAsia="Times New Roman" w:hAnsiTheme="majorHAnsi" w:cstheme="majorHAnsi"/>
+          <w:b/>
+          <w:bCs/>
+          <w:kern w:val="0"/>
+          <w:sz w:val="20"/>
+          <w:szCs w:val="20"/>
+          <w:lang w:eastAsia="en-GB"/>
+          <w14:ligatures w14:val="none"/>
+        </w:rPr>
+        <w:t>_A</w:t>
       </w:r>
       <w:proofErr w:type="spellEnd"/>
       <w:r>
@@ -1405,18 +1472,33 @@
         <w:t xml:space="preserve">        </w:t>
       </w:r>
       <w:proofErr w:type="spellStart"/>
-      <w:r>
-        <w:rPr>
-          <w:rFonts w:asciiTheme="majorHAnsi" w:eastAsia="Times New Roman" w:hAnsiTheme="majorHAnsi" w:cstheme="majorHAnsi"/>
-          <w:b/>
-          <w:bCs/>
-          <w:kern w:val="0"/>
-          <w:sz w:val="20"/>
-          <w:szCs w:val="20"/>
-          <w:lang w:eastAsia="en-GB"/>
-          <w14:ligatures w14:val="none"/>
-        </w:rPr>
-        <w:t>self.lora_B</w:t>
+      <w:proofErr w:type="gramStart"/>
+      <w:r>
+        <w:rPr>
+          <w:rFonts w:asciiTheme="majorHAnsi" w:eastAsia="Times New Roman" w:hAnsiTheme="majorHAnsi" w:cstheme="majorHAnsi"/>
+          <w:b/>
+          <w:bCs/>
+          <w:kern w:val="0"/>
+          <w:sz w:val="20"/>
+          <w:szCs w:val="20"/>
+          <w:lang w:eastAsia="en-GB"/>
+          <w14:ligatures w14:val="none"/>
+        </w:rPr>
+        <w:t>self.lora</w:t>
+      </w:r>
+      <w:proofErr w:type="gramEnd"/>
+      <w:r>
+        <w:rPr>
+          <w:rFonts w:asciiTheme="majorHAnsi" w:eastAsia="Times New Roman" w:hAnsiTheme="majorHAnsi" w:cstheme="majorHAnsi"/>
+          <w:b/>
+          <w:bCs/>
+          <w:kern w:val="0"/>
+          <w:sz w:val="20"/>
+          <w:szCs w:val="20"/>
+          <w:lang w:eastAsia="en-GB"/>
+          <w14:ligatures w14:val="none"/>
+        </w:rPr>
+        <w:t>_B</w:t>
       </w:r>
       <w:proofErr w:type="spellEnd"/>
       <w:r>
@@ -1755,6 +1837,7 @@
         <w:t xml:space="preserve">        </w:t>
       </w:r>
       <w:proofErr w:type="spellStart"/>
+      <w:proofErr w:type="gramStart"/>
       <w:r>
         <w:rPr>
           <w:rFonts w:asciiTheme="majorHAnsi" w:eastAsia="Times New Roman" w:hAnsiTheme="majorHAnsi" w:cstheme="majorHAnsi"/>
@@ -1769,6 +1852,7 @@
         <w:t>self.scaling</w:t>
       </w:r>
       <w:proofErr w:type="spellEnd"/>
+      <w:proofErr w:type="gramEnd"/>
       <w:r>
         <w:rPr>
           <w:rFonts w:asciiTheme="majorHAnsi" w:eastAsia="Times New Roman" w:hAnsiTheme="majorHAnsi" w:cstheme="majorHAnsi"/>
@@ -1842,18 +1926,33 @@
         <w:t xml:space="preserve">        </w:t>
       </w:r>
       <w:proofErr w:type="spellStart"/>
-      <w:r>
-        <w:rPr>
-          <w:rFonts w:asciiTheme="majorHAnsi" w:eastAsia="Times New Roman" w:hAnsiTheme="majorHAnsi" w:cstheme="majorHAnsi"/>
-          <w:b/>
-          <w:bCs/>
-          <w:kern w:val="0"/>
-          <w:sz w:val="20"/>
-          <w:szCs w:val="20"/>
-          <w:lang w:eastAsia="en-GB"/>
-          <w14:ligatures w14:val="none"/>
-        </w:rPr>
-        <w:t>self.reset_parameters</w:t>
+      <w:proofErr w:type="gramStart"/>
+      <w:r>
+        <w:rPr>
+          <w:rFonts w:asciiTheme="majorHAnsi" w:eastAsia="Times New Roman" w:hAnsiTheme="majorHAnsi" w:cstheme="majorHAnsi"/>
+          <w:b/>
+          <w:bCs/>
+          <w:kern w:val="0"/>
+          <w:sz w:val="20"/>
+          <w:szCs w:val="20"/>
+          <w:lang w:eastAsia="en-GB"/>
+          <w14:ligatures w14:val="none"/>
+        </w:rPr>
+        <w:t>self.reset</w:t>
+      </w:r>
+      <w:proofErr w:type="gramEnd"/>
+      <w:r>
+        <w:rPr>
+          <w:rFonts w:asciiTheme="majorHAnsi" w:eastAsia="Times New Roman" w:hAnsiTheme="majorHAnsi" w:cstheme="majorHAnsi"/>
+          <w:b/>
+          <w:bCs/>
+          <w:kern w:val="0"/>
+          <w:sz w:val="20"/>
+          <w:szCs w:val="20"/>
+          <w:lang w:eastAsia="en-GB"/>
+          <w14:ligatures w14:val="none"/>
+        </w:rPr>
+        <w:t>_parameters</w:t>
       </w:r>
       <w:proofErr w:type="spellEnd"/>
       <w:r>
@@ -2184,18 +2283,33 @@
         <w:t xml:space="preserve">        </w:t>
       </w:r>
       <w:proofErr w:type="spellStart"/>
-      <w:r>
-        <w:rPr>
-          <w:rFonts w:asciiTheme="majorHAnsi" w:eastAsia="Times New Roman" w:hAnsiTheme="majorHAnsi" w:cstheme="majorHAnsi"/>
-          <w:b/>
-          <w:bCs/>
-          <w:kern w:val="0"/>
-          <w:sz w:val="20"/>
-          <w:szCs w:val="20"/>
-          <w:lang w:eastAsia="en-GB"/>
-          <w14:ligatures w14:val="none"/>
-        </w:rPr>
-        <w:t>nn.init.kaiming_uniform</w:t>
+      <w:proofErr w:type="gramStart"/>
+      <w:r>
+        <w:rPr>
+          <w:rFonts w:asciiTheme="majorHAnsi" w:eastAsia="Times New Roman" w:hAnsiTheme="majorHAnsi" w:cstheme="majorHAnsi"/>
+          <w:b/>
+          <w:bCs/>
+          <w:kern w:val="0"/>
+          <w:sz w:val="20"/>
+          <w:szCs w:val="20"/>
+          <w:lang w:eastAsia="en-GB"/>
+          <w14:ligatures w14:val="none"/>
+        </w:rPr>
+        <w:t>nn.init</w:t>
+      </w:r>
+      <w:proofErr w:type="gramEnd"/>
+      <w:r>
+        <w:rPr>
+          <w:rFonts w:asciiTheme="majorHAnsi" w:eastAsia="Times New Roman" w:hAnsiTheme="majorHAnsi" w:cstheme="majorHAnsi"/>
+          <w:b/>
+          <w:bCs/>
+          <w:kern w:val="0"/>
+          <w:sz w:val="20"/>
+          <w:szCs w:val="20"/>
+          <w:lang w:eastAsia="en-GB"/>
+          <w14:ligatures w14:val="none"/>
+        </w:rPr>
+        <w:t>.kaiming_uniform</w:t>
       </w:r>
       <w:proofErr w:type="spellEnd"/>
       <w:r>
@@ -2412,18 +2526,33 @@
         <w:t xml:space="preserve">        </w:t>
       </w:r>
       <w:proofErr w:type="spellStart"/>
-      <w:r>
-        <w:rPr>
-          <w:rFonts w:asciiTheme="majorHAnsi" w:eastAsia="Times New Roman" w:hAnsiTheme="majorHAnsi" w:cstheme="majorHAnsi"/>
-          <w:b/>
-          <w:bCs/>
-          <w:kern w:val="0"/>
-          <w:sz w:val="20"/>
-          <w:szCs w:val="20"/>
-          <w:lang w:eastAsia="en-GB"/>
-          <w14:ligatures w14:val="none"/>
-        </w:rPr>
-        <w:t>nn.init.zeros</w:t>
+      <w:proofErr w:type="gramStart"/>
+      <w:r>
+        <w:rPr>
+          <w:rFonts w:asciiTheme="majorHAnsi" w:eastAsia="Times New Roman" w:hAnsiTheme="majorHAnsi" w:cstheme="majorHAnsi"/>
+          <w:b/>
+          <w:bCs/>
+          <w:kern w:val="0"/>
+          <w:sz w:val="20"/>
+          <w:szCs w:val="20"/>
+          <w:lang w:eastAsia="en-GB"/>
+          <w14:ligatures w14:val="none"/>
+        </w:rPr>
+        <w:t>nn.init</w:t>
+      </w:r>
+      <w:proofErr w:type="gramEnd"/>
+      <w:r>
+        <w:rPr>
+          <w:rFonts w:asciiTheme="majorHAnsi" w:eastAsia="Times New Roman" w:hAnsiTheme="majorHAnsi" w:cstheme="majorHAnsi"/>
+          <w:b/>
+          <w:bCs/>
+          <w:kern w:val="0"/>
+          <w:sz w:val="20"/>
+          <w:szCs w:val="20"/>
+          <w:lang w:eastAsia="en-GB"/>
+          <w14:ligatures w14:val="none"/>
+        </w:rPr>
+        <w:t>.zeros</w:t>
       </w:r>
       <w:proofErr w:type="spellEnd"/>
       <w:r>
@@ -2591,6 +2720,7 @@
         </w:rPr>
         <w:t xml:space="preserve"> </w:t>
       </w:r>
+      <w:proofErr w:type="gramStart"/>
       <w:r>
         <w:rPr>
           <w:rFonts w:asciiTheme="majorHAnsi" w:eastAsia="Times New Roman" w:hAnsiTheme="majorHAnsi" w:cstheme="majorHAnsi"/>
@@ -2619,6 +2749,7 @@
         </w:rPr>
         <w:t>(</w:t>
       </w:r>
+      <w:proofErr w:type="gramEnd"/>
       <w:r>
         <w:rPr>
           <w:rFonts w:asciiTheme="majorHAnsi" w:eastAsia="Times New Roman" w:hAnsiTheme="majorHAnsi" w:cstheme="majorHAnsi"/>
@@ -3004,9 +3135,24 @@
           <w:lang w:eastAsia="en-GB"/>
           <w14:ligatures w14:val="none"/>
         </w:rPr>
-        <w:t>original_weight.T</w:t>
+        <w:t>original_</w:t>
+      </w:r>
+      <w:proofErr w:type="gramStart"/>
+      <w:r>
+        <w:rPr>
+          <w:rFonts w:asciiTheme="majorHAnsi" w:eastAsia="Times New Roman" w:hAnsiTheme="majorHAnsi" w:cstheme="majorHAnsi"/>
+          <w:b/>
+          <w:bCs/>
+          <w:kern w:val="0"/>
+          <w:sz w:val="20"/>
+          <w:szCs w:val="20"/>
+          <w:lang w:eastAsia="en-GB"/>
+          <w14:ligatures w14:val="none"/>
+        </w:rPr>
+        <w:t>weight.T</w:t>
       </w:r>
       <w:proofErr w:type="spellEnd"/>
+      <w:proofErr w:type="gramEnd"/>
     </w:p>
     <w:p>
       <w:pPr>
@@ -3291,18 +3437,33 @@
         <w:t xml:space="preserve">= (x @ </w:t>
       </w:r>
       <w:proofErr w:type="spellStart"/>
-      <w:r>
-        <w:rPr>
-          <w:rFonts w:asciiTheme="majorHAnsi" w:eastAsia="Times New Roman" w:hAnsiTheme="majorHAnsi" w:cstheme="majorHAnsi"/>
-          <w:b/>
-          <w:bCs/>
-          <w:kern w:val="0"/>
-          <w:sz w:val="20"/>
-          <w:szCs w:val="20"/>
-          <w:lang w:eastAsia="en-GB"/>
-          <w14:ligatures w14:val="none"/>
-        </w:rPr>
-        <w:t>self.lora_A</w:t>
+      <w:proofErr w:type="gramStart"/>
+      <w:r>
+        <w:rPr>
+          <w:rFonts w:asciiTheme="majorHAnsi" w:eastAsia="Times New Roman" w:hAnsiTheme="majorHAnsi" w:cstheme="majorHAnsi"/>
+          <w:b/>
+          <w:bCs/>
+          <w:kern w:val="0"/>
+          <w:sz w:val="20"/>
+          <w:szCs w:val="20"/>
+          <w:lang w:eastAsia="en-GB"/>
+          <w14:ligatures w14:val="none"/>
+        </w:rPr>
+        <w:t>self.lora</w:t>
+      </w:r>
+      <w:proofErr w:type="gramEnd"/>
+      <w:r>
+        <w:rPr>
+          <w:rFonts w:asciiTheme="majorHAnsi" w:eastAsia="Times New Roman" w:hAnsiTheme="majorHAnsi" w:cstheme="majorHAnsi"/>
+          <w:b/>
+          <w:bCs/>
+          <w:kern w:val="0"/>
+          <w:sz w:val="20"/>
+          <w:szCs w:val="20"/>
+          <w:lang w:eastAsia="en-GB"/>
+          <w14:ligatures w14:val="none"/>
+        </w:rPr>
+        <w:t>_A</w:t>
       </w:r>
       <w:proofErr w:type="spellEnd"/>
       <w:r>
@@ -3606,6 +3767,7 @@
         <w:t>(</w:t>
       </w:r>
       <w:proofErr w:type="spellStart"/>
+      <w:proofErr w:type="gramStart"/>
       <w:r>
         <w:rPr>
           <w:rFonts w:asciiTheme="majorHAnsi" w:eastAsia="Times New Roman" w:hAnsiTheme="majorHAnsi" w:cstheme="majorHAnsi"/>
@@ -3620,6 +3782,7 @@
         <w:t>nn.Module</w:t>
       </w:r>
       <w:proofErr w:type="spellEnd"/>
+      <w:proofErr w:type="gramEnd"/>
       <w:r>
         <w:rPr>
           <w:rFonts w:asciiTheme="majorHAnsi" w:eastAsia="Times New Roman" w:hAnsiTheme="majorHAnsi" w:cstheme="majorHAnsi"/>
@@ -3751,7 +3914,22 @@
           <w:lang w:eastAsia="en-GB"/>
           <w14:ligatures w14:val="none"/>
         </w:rPr>
-        <w:t>__</w:t>
+        <w:t>_</w:t>
+      </w:r>
+      <w:proofErr w:type="gramStart"/>
+      <w:r>
+        <w:rPr>
+          <w:rFonts w:asciiTheme="majorHAnsi" w:eastAsia="Times New Roman" w:hAnsiTheme="majorHAnsi" w:cstheme="majorHAnsi"/>
+          <w:b/>
+          <w:bCs/>
+          <w:color w:val="FA903E"/>
+          <w:kern w:val="0"/>
+          <w:sz w:val="20"/>
+          <w:szCs w:val="20"/>
+          <w:lang w:eastAsia="en-GB"/>
+          <w14:ligatures w14:val="none"/>
+        </w:rPr>
+        <w:t>_</w:t>
       </w:r>
       <w:r>
         <w:rPr>
@@ -3767,6 +3945,7 @@
         </w:rPr>
         <w:t>(</w:t>
       </w:r>
+      <w:proofErr w:type="gramEnd"/>
       <w:r>
         <w:rPr>
           <w:rFonts w:asciiTheme="majorHAnsi" w:eastAsia="Times New Roman" w:hAnsiTheme="majorHAnsi" w:cstheme="majorHAnsi"/>
@@ -3981,7 +4160,35 @@
           <w:lang w:eastAsia="en-GB"/>
           <w14:ligatures w14:val="none"/>
         </w:rPr>
-        <w:t xml:space="preserve">        super().__</w:t>
+        <w:t xml:space="preserve">        super(</w:t>
+      </w:r>
+      <w:proofErr w:type="gramStart"/>
+      <w:r>
+        <w:rPr>
+          <w:rFonts w:asciiTheme="majorHAnsi" w:eastAsia="Times New Roman" w:hAnsiTheme="majorHAnsi" w:cstheme="majorHAnsi"/>
+          <w:b/>
+          <w:bCs/>
+          <w:kern w:val="0"/>
+          <w:sz w:val="20"/>
+          <w:szCs w:val="20"/>
+          <w:lang w:eastAsia="en-GB"/>
+          <w14:ligatures w14:val="none"/>
+        </w:rPr>
+        <w:t>)._</w:t>
+      </w:r>
+      <w:proofErr w:type="gramEnd"/>
+      <w:r>
+        <w:rPr>
+          <w:rFonts w:asciiTheme="majorHAnsi" w:eastAsia="Times New Roman" w:hAnsiTheme="majorHAnsi" w:cstheme="majorHAnsi"/>
+          <w:b/>
+          <w:bCs/>
+          <w:kern w:val="0"/>
+          <w:sz w:val="20"/>
+          <w:szCs w:val="20"/>
+          <w:lang w:eastAsia="en-GB"/>
+          <w14:ligatures w14:val="none"/>
+        </w:rPr>
+        <w:t>_</w:t>
       </w:r>
       <w:proofErr w:type="spellStart"/>
       <w:r>
@@ -4058,6 +4265,7 @@
         <w:t xml:space="preserve">        </w:t>
       </w:r>
       <w:proofErr w:type="spellStart"/>
+      <w:proofErr w:type="gramStart"/>
       <w:r>
         <w:rPr>
           <w:rFonts w:asciiTheme="majorHAnsi" w:eastAsia="Times New Roman" w:hAnsiTheme="majorHAnsi" w:cstheme="majorHAnsi"/>
@@ -4072,6 +4280,7 @@
         <w:t>self.linear</w:t>
       </w:r>
       <w:proofErr w:type="spellEnd"/>
+      <w:proofErr w:type="gramEnd"/>
       <w:r>
         <w:rPr>
           <w:rFonts w:asciiTheme="majorHAnsi" w:eastAsia="Times New Roman" w:hAnsiTheme="majorHAnsi" w:cstheme="majorHAnsi"/>
@@ -4325,18 +4534,33 @@
         <w:t xml:space="preserve">        </w:t>
       </w:r>
       <w:proofErr w:type="spellStart"/>
-      <w:r>
-        <w:rPr>
-          <w:rFonts w:asciiTheme="majorHAnsi" w:eastAsia="Times New Roman" w:hAnsiTheme="majorHAnsi" w:cstheme="majorHAnsi"/>
-          <w:b/>
-          <w:bCs/>
-          <w:kern w:val="0"/>
-          <w:sz w:val="20"/>
-          <w:szCs w:val="20"/>
-          <w:lang w:eastAsia="en-GB"/>
-          <w14:ligatures w14:val="none"/>
-        </w:rPr>
-        <w:t>self.linear.weight.requires_grad</w:t>
+      <w:proofErr w:type="gramStart"/>
+      <w:r>
+        <w:rPr>
+          <w:rFonts w:asciiTheme="majorHAnsi" w:eastAsia="Times New Roman" w:hAnsiTheme="majorHAnsi" w:cstheme="majorHAnsi"/>
+          <w:b/>
+          <w:bCs/>
+          <w:kern w:val="0"/>
+          <w:sz w:val="20"/>
+          <w:szCs w:val="20"/>
+          <w:lang w:eastAsia="en-GB"/>
+          <w14:ligatures w14:val="none"/>
+        </w:rPr>
+        <w:t>self.linear</w:t>
+      </w:r>
+      <w:proofErr w:type="gramEnd"/>
+      <w:r>
+        <w:rPr>
+          <w:rFonts w:asciiTheme="majorHAnsi" w:eastAsia="Times New Roman" w:hAnsiTheme="majorHAnsi" w:cstheme="majorHAnsi"/>
+          <w:b/>
+          <w:bCs/>
+          <w:kern w:val="0"/>
+          <w:sz w:val="20"/>
+          <w:szCs w:val="20"/>
+          <w:lang w:eastAsia="en-GB"/>
+          <w14:ligatures w14:val="none"/>
+        </w:rPr>
+        <w:t>.weight.requires_grad</w:t>
       </w:r>
       <w:proofErr w:type="spellEnd"/>
       <w:r>
@@ -4654,6 +4878,7 @@
         <w:t xml:space="preserve">   </w:t>
       </w:r>
       <w:proofErr w:type="spellStart"/>
+      <w:proofErr w:type="gramStart"/>
       <w:r>
         <w:rPr>
           <w:rFonts w:asciiTheme="majorHAnsi" w:eastAsia="Times New Roman" w:hAnsiTheme="majorHAnsi" w:cstheme="majorHAnsi"/>
@@ -4668,6 +4893,7 @@
         <w:t>self.lora</w:t>
       </w:r>
       <w:proofErr w:type="spellEnd"/>
+      <w:proofErr w:type="gramEnd"/>
       <w:r>
         <w:rPr>
           <w:rFonts w:asciiTheme="majorHAnsi" w:eastAsia="Times New Roman" w:hAnsiTheme="majorHAnsi" w:cstheme="majorHAnsi"/>
@@ -4890,6 +5116,7 @@
         </w:rPr>
         <w:t xml:space="preserve"> </w:t>
       </w:r>
+      <w:proofErr w:type="gramStart"/>
       <w:r>
         <w:rPr>
           <w:rFonts w:asciiTheme="majorHAnsi" w:eastAsia="Times New Roman" w:hAnsiTheme="majorHAnsi" w:cstheme="majorHAnsi"/>
@@ -4918,6 +5145,7 @@
         </w:rPr>
         <w:t>(</w:t>
       </w:r>
+      <w:proofErr w:type="gramEnd"/>
       <w:r>
         <w:rPr>
           <w:rFonts w:asciiTheme="majorHAnsi" w:eastAsia="Times New Roman" w:hAnsiTheme="majorHAnsi" w:cstheme="majorHAnsi"/>
@@ -5115,6 +5343,7 @@
         <w:t xml:space="preserve"> </w:t>
       </w:r>
       <w:proofErr w:type="spellStart"/>
+      <w:proofErr w:type="gramStart"/>
       <w:r>
         <w:rPr>
           <w:rFonts w:asciiTheme="majorHAnsi" w:eastAsia="Times New Roman" w:hAnsiTheme="majorHAnsi" w:cstheme="majorHAnsi"/>
@@ -5129,6 +5358,7 @@
         <w:t>self.lora</w:t>
       </w:r>
       <w:proofErr w:type="spellEnd"/>
+      <w:proofErr w:type="gramEnd"/>
       <w:r>
         <w:rPr>
           <w:rFonts w:asciiTheme="majorHAnsi" w:eastAsia="Times New Roman" w:hAnsiTheme="majorHAnsi" w:cstheme="majorHAnsi"/>
@@ -5632,7 +5862,21 @@
           <w:lang w:eastAsia="en-GB"/>
           <w14:ligatures w14:val="none"/>
         </w:rPr>
-        <w:t>torch.no_grad</w:t>
+        <w:t>torch.no_</w:t>
+      </w:r>
+      <w:proofErr w:type="gramStart"/>
+      <w:r>
+        <w:rPr>
+          <w:rFonts w:asciiTheme="majorHAnsi" w:eastAsia="Times New Roman" w:hAnsiTheme="majorHAnsi" w:cstheme="majorHAnsi"/>
+          <w:b/>
+          <w:bCs/>
+          <w:kern w:val="0"/>
+          <w:sz w:val="20"/>
+          <w:szCs w:val="20"/>
+          <w:lang w:eastAsia="en-GB"/>
+          <w14:ligatures w14:val="none"/>
+        </w:rPr>
+        <w:t>grad</w:t>
       </w:r>
       <w:proofErr w:type="spellEnd"/>
       <w:r>
@@ -5646,7 +5890,21 @@
           <w:lang w:eastAsia="en-GB"/>
           <w14:ligatures w14:val="none"/>
         </w:rPr>
-        <w:t>():</w:t>
+        <w:t>(</w:t>
+      </w:r>
+      <w:proofErr w:type="gramEnd"/>
+      <w:r>
+        <w:rPr>
+          <w:rFonts w:asciiTheme="majorHAnsi" w:eastAsia="Times New Roman" w:hAnsiTheme="majorHAnsi" w:cstheme="majorHAnsi"/>
+          <w:b/>
+          <w:bCs/>
+          <w:kern w:val="0"/>
+          <w:sz w:val="20"/>
+          <w:szCs w:val="20"/>
+          <w:lang w:eastAsia="en-GB"/>
+          <w14:ligatures w14:val="none"/>
+        </w:rPr>
+        <w:t>):</w:t>
       </w:r>
     </w:p>
     <w:p>
@@ -5969,18 +6227,33 @@
         <w:t>= (</w:t>
       </w:r>
       <w:proofErr w:type="spellStart"/>
-      <w:r>
-        <w:rPr>
-          <w:rFonts w:asciiTheme="majorHAnsi" w:eastAsia="Times New Roman" w:hAnsiTheme="majorHAnsi" w:cstheme="majorHAnsi"/>
-          <w:b/>
-          <w:bCs/>
-          <w:kern w:val="0"/>
-          <w:sz w:val="20"/>
-          <w:szCs w:val="20"/>
-          <w:lang w:eastAsia="en-GB"/>
-          <w14:ligatures w14:val="none"/>
-        </w:rPr>
-        <w:t>self.lora.lora_A</w:t>
+      <w:proofErr w:type="gramStart"/>
+      <w:r>
+        <w:rPr>
+          <w:rFonts w:asciiTheme="majorHAnsi" w:eastAsia="Times New Roman" w:hAnsiTheme="majorHAnsi" w:cstheme="majorHAnsi"/>
+          <w:b/>
+          <w:bCs/>
+          <w:kern w:val="0"/>
+          <w:sz w:val="20"/>
+          <w:szCs w:val="20"/>
+          <w:lang w:eastAsia="en-GB"/>
+          <w14:ligatures w14:val="none"/>
+        </w:rPr>
+        <w:t>self.lora</w:t>
+      </w:r>
+      <w:proofErr w:type="gramEnd"/>
+      <w:r>
+        <w:rPr>
+          <w:rFonts w:asciiTheme="majorHAnsi" w:eastAsia="Times New Roman" w:hAnsiTheme="majorHAnsi" w:cstheme="majorHAnsi"/>
+          <w:b/>
+          <w:bCs/>
+          <w:kern w:val="0"/>
+          <w:sz w:val="20"/>
+          <w:szCs w:val="20"/>
+          <w:lang w:eastAsia="en-GB"/>
+          <w14:ligatures w14:val="none"/>
+        </w:rPr>
+        <w:t>.lora_A</w:t>
       </w:r>
       <w:proofErr w:type="spellEnd"/>
       <w:r>
@@ -6086,18 +6359,33 @@
         <w:t xml:space="preserve">            </w:t>
       </w:r>
       <w:proofErr w:type="spellStart"/>
-      <w:r>
-        <w:rPr>
-          <w:rFonts w:asciiTheme="majorHAnsi" w:eastAsia="Times New Roman" w:hAnsiTheme="majorHAnsi" w:cstheme="majorHAnsi"/>
-          <w:b/>
-          <w:bCs/>
-          <w:kern w:val="0"/>
-          <w:sz w:val="20"/>
-          <w:szCs w:val="20"/>
-          <w:lang w:eastAsia="en-GB"/>
-          <w14:ligatures w14:val="none"/>
-        </w:rPr>
-        <w:t>self.linear.weight.data</w:t>
+      <w:proofErr w:type="gramStart"/>
+      <w:r>
+        <w:rPr>
+          <w:rFonts w:asciiTheme="majorHAnsi" w:eastAsia="Times New Roman" w:hAnsiTheme="majorHAnsi" w:cstheme="majorHAnsi"/>
+          <w:b/>
+          <w:bCs/>
+          <w:kern w:val="0"/>
+          <w:sz w:val="20"/>
+          <w:szCs w:val="20"/>
+          <w:lang w:eastAsia="en-GB"/>
+          <w14:ligatures w14:val="none"/>
+        </w:rPr>
+        <w:t>self.linear</w:t>
+      </w:r>
+      <w:proofErr w:type="gramEnd"/>
+      <w:r>
+        <w:rPr>
+          <w:rFonts w:asciiTheme="majorHAnsi" w:eastAsia="Times New Roman" w:hAnsiTheme="majorHAnsi" w:cstheme="majorHAnsi"/>
+          <w:b/>
+          <w:bCs/>
+          <w:kern w:val="0"/>
+          <w:sz w:val="20"/>
+          <w:szCs w:val="20"/>
+          <w:lang w:eastAsia="en-GB"/>
+          <w14:ligatures w14:val="none"/>
+        </w:rPr>
+        <w:t>.weight.data</w:t>
       </w:r>
       <w:proofErr w:type="spellEnd"/>
       <w:r>
@@ -6166,6 +6454,7 @@
         <w:t xml:space="preserve">: PyTorch stores </w:t>
       </w:r>
       <w:proofErr w:type="spellStart"/>
+      <w:proofErr w:type="gramStart"/>
       <w:r>
         <w:rPr>
           <w:rFonts w:asciiTheme="majorHAnsi" w:hAnsiTheme="majorHAnsi" w:cstheme="majorHAnsi"/>
@@ -6173,6 +6462,7 @@
         <w:t>nn.Linear</w:t>
       </w:r>
       <w:proofErr w:type="spellEnd"/>
+      <w:proofErr w:type="gramEnd"/>
       <w:r>
         <w:rPr>
           <w:rFonts w:asciiTheme="majorHAnsi" w:hAnsiTheme="majorHAnsi" w:cstheme="majorHAnsi"/>
@@ -6212,9 +6502,17 @@
         <w:rPr>
           <w:rFonts w:asciiTheme="majorHAnsi" w:hAnsiTheme="majorHAnsi" w:cstheme="majorHAnsi"/>
         </w:rPr>
-        <w:t>original_weight.T</w:t>
+        <w:t>original_</w:t>
+      </w:r>
+      <w:proofErr w:type="gramStart"/>
+      <w:r>
+        <w:rPr>
+          <w:rFonts w:asciiTheme="majorHAnsi" w:hAnsiTheme="majorHAnsi" w:cstheme="majorHAnsi"/>
+        </w:rPr>
+        <w:t>weight.T</w:t>
       </w:r>
       <w:proofErr w:type="spellEnd"/>
+      <w:proofErr w:type="gramEnd"/>
       <w:r>
         <w:rPr>
           <w:rFonts w:asciiTheme="majorHAnsi" w:hAnsiTheme="majorHAnsi" w:cstheme="majorHAnsi"/>
@@ -6263,12 +6561,14 @@
         </w:rPr>
         <w:t xml:space="preserve"> is initialized </w:t>
       </w:r>
+      <w:proofErr w:type="gramStart"/>
       <w:r>
         <w:rPr>
           <w:rFonts w:asciiTheme="majorHAnsi" w:hAnsiTheme="majorHAnsi" w:cstheme="majorHAnsi"/>
         </w:rPr>
         <w:t>to,</w:t>
       </w:r>
+      <w:proofErr w:type="gramEnd"/>
       <w:r>
         <w:rPr>
           <w:rFonts w:asciiTheme="majorHAnsi" w:hAnsiTheme="majorHAnsi" w:cstheme="majorHAnsi"/>
@@ -6301,19 +6601,7 @@
         <w:rPr>
           <w:rFonts w:asciiTheme="majorHAnsi" w:hAnsiTheme="majorHAnsi" w:cstheme="majorHAnsi"/>
         </w:rPr>
-        <w:t xml:space="preserve"> If your hidden dimension is and your rank is, you are replacing a matrix </w:t>
-      </w:r>
-      <w:r>
-        <w:rPr>
-          <w:rFonts w:asciiTheme="majorHAnsi" w:hAnsiTheme="majorHAnsi" w:cstheme="majorHAnsi"/>
-        </w:rPr>
-        <w:t>(parameters</w:t>
-      </w:r>
-      <w:r>
-        <w:rPr>
-          <w:rFonts w:asciiTheme="majorHAnsi" w:hAnsiTheme="majorHAnsi" w:cstheme="majorHAnsi"/>
-        </w:rPr>
-        <w:t>) with two smaller matrices (and parameters). You've reduced the trainable parameters by ~98%.</w:t>
+        <w:t xml:space="preserve"> If your hidden dimension is and your rank is, you are replacing a matrix (parameters) with two smaller matrices (and parameters). You've reduced the trainable parameters by ~98%.</w:t>
       </w:r>
     </w:p>
     <w:p>
@@ -6375,7 +6663,16 @@
           <w:rFonts w:asciiTheme="majorHAnsi" w:hAnsiTheme="majorHAnsi" w:cstheme="majorHAnsi"/>
           <w:color w:val="FA903E"/>
         </w:rPr>
-        <w:t>apply_lora_to_model</w:t>
+        <w:t>apply_lora_to_</w:t>
+      </w:r>
+      <w:proofErr w:type="gramStart"/>
+      <w:r>
+        <w:rPr>
+          <w:rStyle w:val="ff1zf"/>
+          <w:rFonts w:asciiTheme="majorHAnsi" w:hAnsiTheme="majorHAnsi" w:cstheme="majorHAnsi"/>
+          <w:color w:val="FA903E"/>
+        </w:rPr>
+        <w:t>model</w:t>
       </w:r>
       <w:proofErr w:type="spellEnd"/>
       <w:r>
@@ -6386,6 +6683,7 @@
         </w:rPr>
         <w:t>(</w:t>
       </w:r>
+      <w:proofErr w:type="gramEnd"/>
       <w:r>
         <w:rPr>
           <w:rStyle w:val="ff1zf"/>
@@ -6495,6 +6793,7 @@
         <w:t xml:space="preserve"># We look for all modules that are instances of </w:t>
       </w:r>
       <w:proofErr w:type="spellStart"/>
+      <w:proofErr w:type="gramStart"/>
       <w:r>
         <w:rPr>
           <w:rStyle w:val="cltqqc"/>
@@ -6506,6 +6805,7 @@
         <w:t>nn.Linear</w:t>
       </w:r>
       <w:proofErr w:type="spellEnd"/>
+      <w:proofErr w:type="gramEnd"/>
     </w:p>
     <w:p>
       <w:pPr>
@@ -6576,7 +6876,25 @@
           <w:rFonts w:asciiTheme="majorHAnsi" w:hAnsiTheme="majorHAnsi" w:cstheme="majorHAnsi"/>
           <w:color w:val="81C995"/>
         </w:rPr>
-        <w:t>'q_proj'</w:t>
+        <w:t>'</w:t>
+      </w:r>
+      <w:proofErr w:type="spellStart"/>
+      <w:r>
+        <w:rPr>
+          <w:rStyle w:val="cs0cqb"/>
+          <w:rFonts w:asciiTheme="majorHAnsi" w:hAnsiTheme="majorHAnsi" w:cstheme="majorHAnsi"/>
+          <w:color w:val="81C995"/>
+        </w:rPr>
+        <w:t>q_proj</w:t>
+      </w:r>
+      <w:proofErr w:type="spellEnd"/>
+      <w:r>
+        <w:rPr>
+          <w:rStyle w:val="cs0cqb"/>
+          <w:rFonts w:asciiTheme="majorHAnsi" w:hAnsiTheme="majorHAnsi" w:cstheme="majorHAnsi"/>
+          <w:color w:val="81C995"/>
+        </w:rPr>
+        <w:t>'</w:t>
       </w:r>
       <w:r>
         <w:rPr>
@@ -6592,7 +6910,25 @@
           <w:rFonts w:asciiTheme="majorHAnsi" w:hAnsiTheme="majorHAnsi" w:cstheme="majorHAnsi"/>
           <w:color w:val="81C995"/>
         </w:rPr>
-        <w:t>'k_proj'</w:t>
+        <w:t>'</w:t>
+      </w:r>
+      <w:proofErr w:type="spellStart"/>
+      <w:r>
+        <w:rPr>
+          <w:rStyle w:val="cs0cqb"/>
+          <w:rFonts w:asciiTheme="majorHAnsi" w:hAnsiTheme="majorHAnsi" w:cstheme="majorHAnsi"/>
+          <w:color w:val="81C995"/>
+        </w:rPr>
+        <w:t>k_proj</w:t>
+      </w:r>
+      <w:proofErr w:type="spellEnd"/>
+      <w:r>
+        <w:rPr>
+          <w:rStyle w:val="cs0cqb"/>
+          <w:rFonts w:asciiTheme="majorHAnsi" w:hAnsiTheme="majorHAnsi" w:cstheme="majorHAnsi"/>
+          <w:color w:val="81C995"/>
+        </w:rPr>
+        <w:t>'</w:t>
       </w:r>
       <w:r>
         <w:rPr>
@@ -6766,12 +7102,21 @@
         <w:t xml:space="preserve"> </w:t>
       </w:r>
       <w:proofErr w:type="spellStart"/>
-      <w:r>
-        <w:rPr>
-          <w:rStyle w:val="undefined"/>
-          <w:rFonts w:asciiTheme="majorHAnsi" w:hAnsiTheme="majorHAnsi" w:cstheme="majorHAnsi"/>
-        </w:rPr>
-        <w:t>model.named_modules</w:t>
+      <w:proofErr w:type="gramStart"/>
+      <w:r>
+        <w:rPr>
+          <w:rStyle w:val="undefined"/>
+          <w:rFonts w:asciiTheme="majorHAnsi" w:hAnsiTheme="majorHAnsi" w:cstheme="majorHAnsi"/>
+        </w:rPr>
+        <w:t>model.named</w:t>
+      </w:r>
+      <w:proofErr w:type="gramEnd"/>
+      <w:r>
+        <w:rPr>
+          <w:rStyle w:val="undefined"/>
+          <w:rFonts w:asciiTheme="majorHAnsi" w:hAnsiTheme="majorHAnsi" w:cstheme="majorHAnsi"/>
+        </w:rPr>
+        <w:t>_modules</w:t>
       </w:r>
       <w:proofErr w:type="spellEnd"/>
       <w:r>
@@ -6815,12 +7160,21 @@
         </w:rPr>
         <w:t xml:space="preserve"> </w:t>
       </w:r>
-      <w:r>
-        <w:rPr>
-          <w:rStyle w:val="undefined"/>
-          <w:rFonts w:asciiTheme="majorHAnsi" w:hAnsiTheme="majorHAnsi" w:cstheme="majorHAnsi"/>
-        </w:rPr>
-        <w:t xml:space="preserve">any(target </w:t>
+      <w:proofErr w:type="gramStart"/>
+      <w:r>
+        <w:rPr>
+          <w:rStyle w:val="undefined"/>
+          <w:rFonts w:asciiTheme="majorHAnsi" w:hAnsiTheme="majorHAnsi" w:cstheme="majorHAnsi"/>
+        </w:rPr>
+        <w:t>any(</w:t>
+      </w:r>
+      <w:proofErr w:type="gramEnd"/>
+      <w:r>
+        <w:rPr>
+          <w:rStyle w:val="undefined"/>
+          <w:rFonts w:asciiTheme="majorHAnsi" w:hAnsiTheme="majorHAnsi" w:cstheme="majorHAnsi"/>
+        </w:rPr>
+        <w:t xml:space="preserve">target </w:t>
       </w:r>
       <w:r>
         <w:rPr>
@@ -6952,6 +7306,7 @@
         <w:t xml:space="preserve"> </w:t>
       </w:r>
       <w:proofErr w:type="spellStart"/>
+      <w:proofErr w:type="gramStart"/>
       <w:r>
         <w:rPr>
           <w:rStyle w:val="undefined"/>
@@ -6965,7 +7320,15 @@
           <w:rStyle w:val="undefined"/>
           <w:rFonts w:asciiTheme="majorHAnsi" w:hAnsiTheme="majorHAnsi" w:cstheme="majorHAnsi"/>
         </w:rPr>
-        <w:t xml:space="preserve">(module, </w:t>
+        <w:t>(</w:t>
+      </w:r>
+      <w:proofErr w:type="gramEnd"/>
+      <w:r>
+        <w:rPr>
+          <w:rStyle w:val="undefined"/>
+          <w:rFonts w:asciiTheme="majorHAnsi" w:hAnsiTheme="majorHAnsi" w:cstheme="majorHAnsi"/>
+        </w:rPr>
+        <w:t xml:space="preserve">module, </w:t>
       </w:r>
       <w:proofErr w:type="spellStart"/>
       <w:r>
@@ -7037,9 +7400,9 @@
           <w:iCs/>
           <w:color w:val="9AA0A6"/>
         </w:rPr>
-        <w:t># (e.g., if name is 'layers.0.self_attn.q_proj', parent is '</w:t>
-      </w:r>
-      <w:proofErr w:type="spellStart"/>
+        <w:t># (e.g., if name is 'layers.</w:t>
+      </w:r>
+      <w:proofErr w:type="gramStart"/>
       <w:r>
         <w:rPr>
           <w:rStyle w:val="cltqqc"/>
@@ -7048,9 +7411,9 @@
           <w:iCs/>
           <w:color w:val="9AA0A6"/>
         </w:rPr>
-        <w:t>self_attn</w:t>
-      </w:r>
-      <w:proofErr w:type="spellEnd"/>
+        <w:t>0.self</w:t>
+      </w:r>
+      <w:proofErr w:type="gramEnd"/>
       <w:r>
         <w:rPr>
           <w:rStyle w:val="cltqqc"/>
@@ -7059,305 +7422,9 @@
           <w:iCs/>
           <w:color w:val="9AA0A6"/>
         </w:rPr>
-        <w:t>')</w:t>
-      </w:r>
-    </w:p>
-    <w:p>
-      <w:pPr>
-        <w:pStyle w:val="NoSpacing"/>
-        <w:rPr>
-          <w:rStyle w:val="undefined"/>
-          <w:rFonts w:asciiTheme="majorHAnsi" w:hAnsiTheme="majorHAnsi" w:cstheme="majorHAnsi"/>
-          <w:color w:val="E6E8F0"/>
-        </w:rPr>
-      </w:pPr>
-      <w:r>
-        <w:rPr>
-          <w:rStyle w:val="undefined"/>
-          <w:rFonts w:asciiTheme="majorHAnsi" w:hAnsiTheme="majorHAnsi" w:cstheme="majorHAnsi"/>
-          <w:color w:val="E6E8F0"/>
-        </w:rPr>
-        <w:t xml:space="preserve">                </w:t>
+        <w:t>_attn.q_proj', parent is '</w:t>
       </w:r>
       <w:proofErr w:type="spellStart"/>
-      <w:r>
-        <w:rPr>
-          <w:rStyle w:val="ff1zf"/>
-          <w:rFonts w:asciiTheme="majorHAnsi" w:hAnsiTheme="majorHAnsi" w:cstheme="majorHAnsi"/>
-          <w:color w:val="FA903E"/>
-        </w:rPr>
-        <w:t>parent_name</w:t>
-      </w:r>
-      <w:proofErr w:type="spellEnd"/>
-      <w:r>
-        <w:rPr>
-          <w:rStyle w:val="undefined"/>
-          <w:rFonts w:asciiTheme="majorHAnsi" w:hAnsiTheme="majorHAnsi" w:cstheme="majorHAnsi"/>
-          <w:color w:val="E6E8F0"/>
-        </w:rPr>
-        <w:t xml:space="preserve"> </w:t>
-      </w:r>
-      <w:r>
-        <w:rPr>
-          <w:rStyle w:val="undefined"/>
-          <w:rFonts w:asciiTheme="majorHAnsi" w:hAnsiTheme="majorHAnsi" w:cstheme="majorHAnsi"/>
-        </w:rPr>
-        <w:t xml:space="preserve">= </w:t>
-      </w:r>
-      <w:r>
-        <w:rPr>
-          <w:rStyle w:val="cs0cqb"/>
-          <w:rFonts w:asciiTheme="majorHAnsi" w:hAnsiTheme="majorHAnsi" w:cstheme="majorHAnsi"/>
-        </w:rPr>
-        <w:t>"."</w:t>
-      </w:r>
-      <w:r>
-        <w:rPr>
-          <w:rStyle w:val="undefined"/>
-          <w:rFonts w:asciiTheme="majorHAnsi" w:hAnsiTheme="majorHAnsi" w:cstheme="majorHAnsi"/>
-        </w:rPr>
-        <w:t>.join(</w:t>
-      </w:r>
-      <w:proofErr w:type="spellStart"/>
-      <w:r>
-        <w:rPr>
-          <w:rStyle w:val="undefined"/>
-          <w:rFonts w:asciiTheme="majorHAnsi" w:hAnsiTheme="majorHAnsi" w:cstheme="majorHAnsi"/>
-        </w:rPr>
-        <w:t>name.split</w:t>
-      </w:r>
-      <w:proofErr w:type="spellEnd"/>
-      <w:r>
-        <w:rPr>
-          <w:rStyle w:val="undefined"/>
-          <w:rFonts w:asciiTheme="majorHAnsi" w:hAnsiTheme="majorHAnsi" w:cstheme="majorHAnsi"/>
-        </w:rPr>
-        <w:t>(</w:t>
-      </w:r>
-      <w:r>
-        <w:rPr>
-          <w:rStyle w:val="cs0cqb"/>
-          <w:rFonts w:asciiTheme="majorHAnsi" w:hAnsiTheme="majorHAnsi" w:cstheme="majorHAnsi"/>
-        </w:rPr>
-        <w:t>"."</w:t>
-      </w:r>
-      <w:r>
-        <w:rPr>
-          <w:rStyle w:val="undefined"/>
-          <w:rFonts w:asciiTheme="majorHAnsi" w:hAnsiTheme="majorHAnsi" w:cstheme="majorHAnsi"/>
-        </w:rPr>
-        <w:t>)[:-</w:t>
-      </w:r>
-      <w:r>
-        <w:rPr>
-          <w:rStyle w:val="tnfccf"/>
-          <w:rFonts w:asciiTheme="majorHAnsi" w:hAnsiTheme="majorHAnsi" w:cstheme="majorHAnsi"/>
-        </w:rPr>
-        <w:t>1</w:t>
-      </w:r>
-      <w:r>
-        <w:rPr>
-          <w:rStyle w:val="undefined"/>
-          <w:rFonts w:asciiTheme="majorHAnsi" w:hAnsiTheme="majorHAnsi" w:cstheme="majorHAnsi"/>
-        </w:rPr>
-        <w:t>])</w:t>
-      </w:r>
-    </w:p>
-    <w:p>
-      <w:pPr>
-        <w:pStyle w:val="NoSpacing"/>
-        <w:rPr>
-          <w:rStyle w:val="undefined"/>
-          <w:rFonts w:asciiTheme="majorHAnsi" w:hAnsiTheme="majorHAnsi" w:cstheme="majorHAnsi"/>
-          <w:color w:val="E6E8F0"/>
-        </w:rPr>
-      </w:pPr>
-      <w:r>
-        <w:rPr>
-          <w:rStyle w:val="undefined"/>
-          <w:rFonts w:asciiTheme="majorHAnsi" w:hAnsiTheme="majorHAnsi" w:cstheme="majorHAnsi"/>
-          <w:color w:val="E6E8F0"/>
-        </w:rPr>
-        <w:t xml:space="preserve">                </w:t>
-      </w:r>
-      <w:proofErr w:type="spellStart"/>
-      <w:r>
-        <w:rPr>
-          <w:rStyle w:val="ff1zf"/>
-          <w:rFonts w:asciiTheme="majorHAnsi" w:hAnsiTheme="majorHAnsi" w:cstheme="majorHAnsi"/>
-          <w:color w:val="FA903E"/>
-        </w:rPr>
-        <w:t>layer_name</w:t>
-      </w:r>
-      <w:proofErr w:type="spellEnd"/>
-      <w:r>
-        <w:rPr>
-          <w:rStyle w:val="undefined"/>
-          <w:rFonts w:asciiTheme="majorHAnsi" w:hAnsiTheme="majorHAnsi" w:cstheme="majorHAnsi"/>
-          <w:color w:val="E6E8F0"/>
-        </w:rPr>
-        <w:t xml:space="preserve"> </w:t>
-      </w:r>
-      <w:r>
-        <w:rPr>
-          <w:rStyle w:val="undefined"/>
-          <w:rFonts w:asciiTheme="majorHAnsi" w:hAnsiTheme="majorHAnsi" w:cstheme="majorHAnsi"/>
-        </w:rPr>
-        <w:t xml:space="preserve">= </w:t>
-      </w:r>
-      <w:proofErr w:type="spellStart"/>
-      <w:r>
-        <w:rPr>
-          <w:rStyle w:val="undefined"/>
-          <w:rFonts w:asciiTheme="majorHAnsi" w:hAnsiTheme="majorHAnsi" w:cstheme="majorHAnsi"/>
-        </w:rPr>
-        <w:t>name.split</w:t>
-      </w:r>
-      <w:proofErr w:type="spellEnd"/>
-      <w:r>
-        <w:rPr>
-          <w:rStyle w:val="undefined"/>
-          <w:rFonts w:asciiTheme="majorHAnsi" w:hAnsiTheme="majorHAnsi" w:cstheme="majorHAnsi"/>
-        </w:rPr>
-        <w:t>(</w:t>
-      </w:r>
-      <w:r>
-        <w:rPr>
-          <w:rStyle w:val="cs0cqb"/>
-          <w:rFonts w:asciiTheme="majorHAnsi" w:hAnsiTheme="majorHAnsi" w:cstheme="majorHAnsi"/>
-        </w:rPr>
-        <w:t>"."</w:t>
-      </w:r>
-      <w:r>
-        <w:rPr>
-          <w:rStyle w:val="undefined"/>
-          <w:rFonts w:asciiTheme="majorHAnsi" w:hAnsiTheme="majorHAnsi" w:cstheme="majorHAnsi"/>
-        </w:rPr>
-        <w:t>)[-</w:t>
-      </w:r>
-      <w:r>
-        <w:rPr>
-          <w:rStyle w:val="tnfccf"/>
-          <w:rFonts w:asciiTheme="majorHAnsi" w:hAnsiTheme="majorHAnsi" w:cstheme="majorHAnsi"/>
-        </w:rPr>
-        <w:t>1</w:t>
-      </w:r>
-      <w:r>
-        <w:rPr>
-          <w:rStyle w:val="undefined"/>
-          <w:rFonts w:asciiTheme="majorHAnsi" w:hAnsiTheme="majorHAnsi" w:cstheme="majorHAnsi"/>
-        </w:rPr>
-        <w:t>]</w:t>
-      </w:r>
-    </w:p>
-    <w:p>
-      <w:pPr>
-        <w:pStyle w:val="NoSpacing"/>
-        <w:rPr>
-          <w:rStyle w:val="undefined"/>
-          <w:rFonts w:asciiTheme="majorHAnsi" w:hAnsiTheme="majorHAnsi" w:cstheme="majorHAnsi"/>
-          <w:color w:val="E6E8F0"/>
-        </w:rPr>
-      </w:pPr>
-      <w:r>
-        <w:rPr>
-          <w:rStyle w:val="undefined"/>
-          <w:rFonts w:asciiTheme="majorHAnsi" w:hAnsiTheme="majorHAnsi" w:cstheme="majorHAnsi"/>
-          <w:color w:val="E6E8F0"/>
-        </w:rPr>
-        <w:t xml:space="preserve">                </w:t>
-      </w:r>
-      <w:r>
-        <w:rPr>
-          <w:rStyle w:val="ff1zf"/>
-          <w:rFonts w:asciiTheme="majorHAnsi" w:hAnsiTheme="majorHAnsi" w:cstheme="majorHAnsi"/>
-          <w:color w:val="FA903E"/>
-        </w:rPr>
-        <w:t>parent</w:t>
-      </w:r>
-      <w:r>
-        <w:rPr>
-          <w:rStyle w:val="undefined"/>
-          <w:rFonts w:asciiTheme="majorHAnsi" w:hAnsiTheme="majorHAnsi" w:cstheme="majorHAnsi"/>
-          <w:color w:val="E6E8F0"/>
-        </w:rPr>
-        <w:t xml:space="preserve"> </w:t>
-      </w:r>
-      <w:r>
-        <w:rPr>
-          <w:rStyle w:val="undefined"/>
-          <w:rFonts w:asciiTheme="majorHAnsi" w:hAnsiTheme="majorHAnsi" w:cstheme="majorHAnsi"/>
-        </w:rPr>
-        <w:t xml:space="preserve">= </w:t>
-      </w:r>
-      <w:proofErr w:type="spellStart"/>
-      <w:r>
-        <w:rPr>
-          <w:rStyle w:val="undefined"/>
-          <w:rFonts w:asciiTheme="majorHAnsi" w:hAnsiTheme="majorHAnsi" w:cstheme="majorHAnsi"/>
-        </w:rPr>
-        <w:t>model.get_submodule</w:t>
-      </w:r>
-      <w:proofErr w:type="spellEnd"/>
-      <w:r>
-        <w:rPr>
-          <w:rStyle w:val="undefined"/>
-          <w:rFonts w:asciiTheme="majorHAnsi" w:hAnsiTheme="majorHAnsi" w:cstheme="majorHAnsi"/>
-        </w:rPr>
-        <w:t>(</w:t>
-      </w:r>
-      <w:proofErr w:type="spellStart"/>
-      <w:r>
-        <w:rPr>
-          <w:rStyle w:val="undefined"/>
-          <w:rFonts w:asciiTheme="majorHAnsi" w:hAnsiTheme="majorHAnsi" w:cstheme="majorHAnsi"/>
-        </w:rPr>
-        <w:t>parent_name</w:t>
-      </w:r>
-      <w:proofErr w:type="spellEnd"/>
-      <w:r>
-        <w:rPr>
-          <w:rStyle w:val="undefined"/>
-          <w:rFonts w:asciiTheme="majorHAnsi" w:hAnsiTheme="majorHAnsi" w:cstheme="majorHAnsi"/>
-        </w:rPr>
-        <w:t>)</w:t>
-      </w:r>
-    </w:p>
-    <w:p>
-      <w:pPr>
-        <w:pStyle w:val="NoSpacing"/>
-        <w:rPr>
-          <w:rStyle w:val="undefined"/>
-          <w:rFonts w:asciiTheme="majorHAnsi" w:hAnsiTheme="majorHAnsi" w:cstheme="majorHAnsi"/>
-          <w:color w:val="E6E8F0"/>
-        </w:rPr>
-      </w:pPr>
-      <w:r>
-        <w:rPr>
-          <w:rStyle w:val="undefined"/>
-          <w:rFonts w:asciiTheme="majorHAnsi" w:hAnsiTheme="majorHAnsi" w:cstheme="majorHAnsi"/>
-          <w:color w:val="E6E8F0"/>
-        </w:rPr>
-        <w:t xml:space="preserve">                </w:t>
-      </w:r>
-    </w:p>
-    <w:p>
-      <w:pPr>
-        <w:pStyle w:val="NoSpacing"/>
-        <w:rPr>
-          <w:rStyle w:val="undefined"/>
-          <w:rFonts w:asciiTheme="majorHAnsi" w:hAnsiTheme="majorHAnsi" w:cstheme="majorHAnsi"/>
-          <w:color w:val="E6E8F0"/>
-        </w:rPr>
-      </w:pPr>
-      <w:r>
-        <w:rPr>
-          <w:rStyle w:val="undefined"/>
-          <w:rFonts w:asciiTheme="majorHAnsi" w:hAnsiTheme="majorHAnsi" w:cstheme="majorHAnsi"/>
-          <w:color w:val="E6E8F0"/>
-        </w:rPr>
-        <w:t xml:space="preserve">                </w:t>
-      </w:r>
       <w:r>
         <w:rPr>
           <w:rStyle w:val="cltqqc"/>
@@ -7366,9 +7433,9 @@
           <w:iCs/>
           <w:color w:val="9AA0A6"/>
         </w:rPr>
-        <w:t xml:space="preserve"># 2. Replace the original Linear with your </w:t>
-      </w:r>
-      <w:proofErr w:type="spellStart"/>
+        <w:t>self_attn</w:t>
+      </w:r>
+      <w:proofErr w:type="spellEnd"/>
       <w:r>
         <w:rPr>
           <w:rStyle w:val="cltqqc"/>
@@ -7377,6 +7444,335 @@
           <w:iCs/>
           <w:color w:val="9AA0A6"/>
         </w:rPr>
+        <w:t>')</w:t>
+      </w:r>
+    </w:p>
+    <w:p>
+      <w:pPr>
+        <w:pStyle w:val="NoSpacing"/>
+        <w:rPr>
+          <w:rStyle w:val="undefined"/>
+          <w:rFonts w:asciiTheme="majorHAnsi" w:hAnsiTheme="majorHAnsi" w:cstheme="majorHAnsi"/>
+          <w:color w:val="E6E8F0"/>
+        </w:rPr>
+      </w:pPr>
+      <w:r>
+        <w:rPr>
+          <w:rStyle w:val="undefined"/>
+          <w:rFonts w:asciiTheme="majorHAnsi" w:hAnsiTheme="majorHAnsi" w:cstheme="majorHAnsi"/>
+          <w:color w:val="E6E8F0"/>
+        </w:rPr>
+        <w:t xml:space="preserve">                </w:t>
+      </w:r>
+      <w:proofErr w:type="spellStart"/>
+      <w:r>
+        <w:rPr>
+          <w:rStyle w:val="ff1zf"/>
+          <w:rFonts w:asciiTheme="majorHAnsi" w:hAnsiTheme="majorHAnsi" w:cstheme="majorHAnsi"/>
+          <w:color w:val="FA903E"/>
+        </w:rPr>
+        <w:t>parent_name</w:t>
+      </w:r>
+      <w:proofErr w:type="spellEnd"/>
+      <w:r>
+        <w:rPr>
+          <w:rStyle w:val="undefined"/>
+          <w:rFonts w:asciiTheme="majorHAnsi" w:hAnsiTheme="majorHAnsi" w:cstheme="majorHAnsi"/>
+          <w:color w:val="E6E8F0"/>
+        </w:rPr>
+        <w:t xml:space="preserve"> </w:t>
+      </w:r>
+      <w:r>
+        <w:rPr>
+          <w:rStyle w:val="undefined"/>
+          <w:rFonts w:asciiTheme="majorHAnsi" w:hAnsiTheme="majorHAnsi" w:cstheme="majorHAnsi"/>
+        </w:rPr>
+        <w:t xml:space="preserve">= </w:t>
+      </w:r>
+      <w:proofErr w:type="gramStart"/>
+      <w:r>
+        <w:rPr>
+          <w:rStyle w:val="cs0cqb"/>
+          <w:rFonts w:asciiTheme="majorHAnsi" w:hAnsiTheme="majorHAnsi" w:cstheme="majorHAnsi"/>
+        </w:rPr>
+        <w:t>"."</w:t>
+      </w:r>
+      <w:r>
+        <w:rPr>
+          <w:rStyle w:val="undefined"/>
+          <w:rFonts w:asciiTheme="majorHAnsi" w:hAnsiTheme="majorHAnsi" w:cstheme="majorHAnsi"/>
+        </w:rPr>
+        <w:t>.join</w:t>
+      </w:r>
+      <w:proofErr w:type="gramEnd"/>
+      <w:r>
+        <w:rPr>
+          <w:rStyle w:val="undefined"/>
+          <w:rFonts w:asciiTheme="majorHAnsi" w:hAnsiTheme="majorHAnsi" w:cstheme="majorHAnsi"/>
+        </w:rPr>
+        <w:t>(</w:t>
+      </w:r>
+      <w:proofErr w:type="spellStart"/>
+      <w:r>
+        <w:rPr>
+          <w:rStyle w:val="undefined"/>
+          <w:rFonts w:asciiTheme="majorHAnsi" w:hAnsiTheme="majorHAnsi" w:cstheme="majorHAnsi"/>
+        </w:rPr>
+        <w:t>name.split</w:t>
+      </w:r>
+      <w:proofErr w:type="spellEnd"/>
+      <w:r>
+        <w:rPr>
+          <w:rStyle w:val="undefined"/>
+          <w:rFonts w:asciiTheme="majorHAnsi" w:hAnsiTheme="majorHAnsi" w:cstheme="majorHAnsi"/>
+        </w:rPr>
+        <w:t>(</w:t>
+      </w:r>
+      <w:r>
+        <w:rPr>
+          <w:rStyle w:val="cs0cqb"/>
+          <w:rFonts w:asciiTheme="majorHAnsi" w:hAnsiTheme="majorHAnsi" w:cstheme="majorHAnsi"/>
+        </w:rPr>
+        <w:t>"."</w:t>
+      </w:r>
+      <w:r>
+        <w:rPr>
+          <w:rStyle w:val="undefined"/>
+          <w:rFonts w:asciiTheme="majorHAnsi" w:hAnsiTheme="majorHAnsi" w:cstheme="majorHAnsi"/>
+        </w:rPr>
+        <w:t>)[:-</w:t>
+      </w:r>
+      <w:r>
+        <w:rPr>
+          <w:rStyle w:val="tnfccf"/>
+          <w:rFonts w:asciiTheme="majorHAnsi" w:hAnsiTheme="majorHAnsi" w:cstheme="majorHAnsi"/>
+        </w:rPr>
+        <w:t>1</w:t>
+      </w:r>
+      <w:r>
+        <w:rPr>
+          <w:rStyle w:val="undefined"/>
+          <w:rFonts w:asciiTheme="majorHAnsi" w:hAnsiTheme="majorHAnsi" w:cstheme="majorHAnsi"/>
+        </w:rPr>
+        <w:t>])</w:t>
+      </w:r>
+    </w:p>
+    <w:p>
+      <w:pPr>
+        <w:pStyle w:val="NoSpacing"/>
+        <w:rPr>
+          <w:rStyle w:val="undefined"/>
+          <w:rFonts w:asciiTheme="majorHAnsi" w:hAnsiTheme="majorHAnsi" w:cstheme="majorHAnsi"/>
+          <w:color w:val="E6E8F0"/>
+        </w:rPr>
+      </w:pPr>
+      <w:r>
+        <w:rPr>
+          <w:rStyle w:val="undefined"/>
+          <w:rFonts w:asciiTheme="majorHAnsi" w:hAnsiTheme="majorHAnsi" w:cstheme="majorHAnsi"/>
+          <w:color w:val="E6E8F0"/>
+        </w:rPr>
+        <w:t xml:space="preserve">                </w:t>
+      </w:r>
+      <w:proofErr w:type="spellStart"/>
+      <w:r>
+        <w:rPr>
+          <w:rStyle w:val="ff1zf"/>
+          <w:rFonts w:asciiTheme="majorHAnsi" w:hAnsiTheme="majorHAnsi" w:cstheme="majorHAnsi"/>
+          <w:color w:val="FA903E"/>
+        </w:rPr>
+        <w:t>layer_name</w:t>
+      </w:r>
+      <w:proofErr w:type="spellEnd"/>
+      <w:r>
+        <w:rPr>
+          <w:rStyle w:val="undefined"/>
+          <w:rFonts w:asciiTheme="majorHAnsi" w:hAnsiTheme="majorHAnsi" w:cstheme="majorHAnsi"/>
+          <w:color w:val="E6E8F0"/>
+        </w:rPr>
+        <w:t xml:space="preserve"> </w:t>
+      </w:r>
+      <w:r>
+        <w:rPr>
+          <w:rStyle w:val="undefined"/>
+          <w:rFonts w:asciiTheme="majorHAnsi" w:hAnsiTheme="majorHAnsi" w:cstheme="majorHAnsi"/>
+        </w:rPr>
+        <w:t xml:space="preserve">= </w:t>
+      </w:r>
+      <w:proofErr w:type="spellStart"/>
+      <w:proofErr w:type="gramStart"/>
+      <w:r>
+        <w:rPr>
+          <w:rStyle w:val="undefined"/>
+          <w:rFonts w:asciiTheme="majorHAnsi" w:hAnsiTheme="majorHAnsi" w:cstheme="majorHAnsi"/>
+        </w:rPr>
+        <w:t>name.split</w:t>
+      </w:r>
+      <w:proofErr w:type="spellEnd"/>
+      <w:proofErr w:type="gramEnd"/>
+      <w:r>
+        <w:rPr>
+          <w:rStyle w:val="undefined"/>
+          <w:rFonts w:asciiTheme="majorHAnsi" w:hAnsiTheme="majorHAnsi" w:cstheme="majorHAnsi"/>
+        </w:rPr>
+        <w:t>(</w:t>
+      </w:r>
+      <w:r>
+        <w:rPr>
+          <w:rStyle w:val="cs0cqb"/>
+          <w:rFonts w:asciiTheme="majorHAnsi" w:hAnsiTheme="majorHAnsi" w:cstheme="majorHAnsi"/>
+        </w:rPr>
+        <w:t>"."</w:t>
+      </w:r>
+      <w:r>
+        <w:rPr>
+          <w:rStyle w:val="undefined"/>
+          <w:rFonts w:asciiTheme="majorHAnsi" w:hAnsiTheme="majorHAnsi" w:cstheme="majorHAnsi"/>
+        </w:rPr>
+        <w:t>)[-</w:t>
+      </w:r>
+      <w:r>
+        <w:rPr>
+          <w:rStyle w:val="tnfccf"/>
+          <w:rFonts w:asciiTheme="majorHAnsi" w:hAnsiTheme="majorHAnsi" w:cstheme="majorHAnsi"/>
+        </w:rPr>
+        <w:t>1</w:t>
+      </w:r>
+      <w:r>
+        <w:rPr>
+          <w:rStyle w:val="undefined"/>
+          <w:rFonts w:asciiTheme="majorHAnsi" w:hAnsiTheme="majorHAnsi" w:cstheme="majorHAnsi"/>
+        </w:rPr>
+        <w:t>]</w:t>
+      </w:r>
+    </w:p>
+    <w:p>
+      <w:pPr>
+        <w:pStyle w:val="NoSpacing"/>
+        <w:rPr>
+          <w:rStyle w:val="undefined"/>
+          <w:rFonts w:asciiTheme="majorHAnsi" w:hAnsiTheme="majorHAnsi" w:cstheme="majorHAnsi"/>
+          <w:color w:val="E6E8F0"/>
+        </w:rPr>
+      </w:pPr>
+      <w:r>
+        <w:rPr>
+          <w:rStyle w:val="undefined"/>
+          <w:rFonts w:asciiTheme="majorHAnsi" w:hAnsiTheme="majorHAnsi" w:cstheme="majorHAnsi"/>
+          <w:color w:val="E6E8F0"/>
+        </w:rPr>
+        <w:t xml:space="preserve">                </w:t>
+      </w:r>
+      <w:r>
+        <w:rPr>
+          <w:rStyle w:val="ff1zf"/>
+          <w:rFonts w:asciiTheme="majorHAnsi" w:hAnsiTheme="majorHAnsi" w:cstheme="majorHAnsi"/>
+          <w:color w:val="FA903E"/>
+        </w:rPr>
+        <w:t>parent</w:t>
+      </w:r>
+      <w:r>
+        <w:rPr>
+          <w:rStyle w:val="undefined"/>
+          <w:rFonts w:asciiTheme="majorHAnsi" w:hAnsiTheme="majorHAnsi" w:cstheme="majorHAnsi"/>
+          <w:color w:val="E6E8F0"/>
+        </w:rPr>
+        <w:t xml:space="preserve"> </w:t>
+      </w:r>
+      <w:r>
+        <w:rPr>
+          <w:rStyle w:val="undefined"/>
+          <w:rFonts w:asciiTheme="majorHAnsi" w:hAnsiTheme="majorHAnsi" w:cstheme="majorHAnsi"/>
+        </w:rPr>
+        <w:t xml:space="preserve">= </w:t>
+      </w:r>
+      <w:proofErr w:type="spellStart"/>
+      <w:r>
+        <w:rPr>
+          <w:rStyle w:val="undefined"/>
+          <w:rFonts w:asciiTheme="majorHAnsi" w:hAnsiTheme="majorHAnsi" w:cstheme="majorHAnsi"/>
+        </w:rPr>
+        <w:t>model.get_submodule</w:t>
+      </w:r>
+      <w:proofErr w:type="spellEnd"/>
+      <w:r>
+        <w:rPr>
+          <w:rStyle w:val="undefined"/>
+          <w:rFonts w:asciiTheme="majorHAnsi" w:hAnsiTheme="majorHAnsi" w:cstheme="majorHAnsi"/>
+        </w:rPr>
+        <w:t>(</w:t>
+      </w:r>
+      <w:proofErr w:type="spellStart"/>
+      <w:r>
+        <w:rPr>
+          <w:rStyle w:val="undefined"/>
+          <w:rFonts w:asciiTheme="majorHAnsi" w:hAnsiTheme="majorHAnsi" w:cstheme="majorHAnsi"/>
+        </w:rPr>
+        <w:t>parent_name</w:t>
+      </w:r>
+      <w:proofErr w:type="spellEnd"/>
+      <w:r>
+        <w:rPr>
+          <w:rStyle w:val="undefined"/>
+          <w:rFonts w:asciiTheme="majorHAnsi" w:hAnsiTheme="majorHAnsi" w:cstheme="majorHAnsi"/>
+        </w:rPr>
+        <w:t>)</w:t>
+      </w:r>
+    </w:p>
+    <w:p>
+      <w:pPr>
+        <w:pStyle w:val="NoSpacing"/>
+        <w:rPr>
+          <w:rStyle w:val="undefined"/>
+          <w:rFonts w:asciiTheme="majorHAnsi" w:hAnsiTheme="majorHAnsi" w:cstheme="majorHAnsi"/>
+          <w:color w:val="E6E8F0"/>
+        </w:rPr>
+      </w:pPr>
+      <w:r>
+        <w:rPr>
+          <w:rStyle w:val="undefined"/>
+          <w:rFonts w:asciiTheme="majorHAnsi" w:hAnsiTheme="majorHAnsi" w:cstheme="majorHAnsi"/>
+          <w:color w:val="E6E8F0"/>
+        </w:rPr>
+        <w:t xml:space="preserve">                </w:t>
+      </w:r>
+    </w:p>
+    <w:p>
+      <w:pPr>
+        <w:pStyle w:val="NoSpacing"/>
+        <w:rPr>
+          <w:rStyle w:val="undefined"/>
+          <w:rFonts w:asciiTheme="majorHAnsi" w:hAnsiTheme="majorHAnsi" w:cstheme="majorHAnsi"/>
+          <w:color w:val="E6E8F0"/>
+        </w:rPr>
+      </w:pPr>
+      <w:r>
+        <w:rPr>
+          <w:rStyle w:val="undefined"/>
+          <w:rFonts w:asciiTheme="majorHAnsi" w:hAnsiTheme="majorHAnsi" w:cstheme="majorHAnsi"/>
+          <w:color w:val="E6E8F0"/>
+        </w:rPr>
+        <w:t xml:space="preserve">                </w:t>
+      </w:r>
+      <w:r>
+        <w:rPr>
+          <w:rStyle w:val="cltqqc"/>
+          <w:rFonts w:asciiTheme="majorHAnsi" w:hAnsiTheme="majorHAnsi" w:cstheme="majorHAnsi"/>
+          <w:i/>
+          <w:iCs/>
+          <w:color w:val="9AA0A6"/>
+        </w:rPr>
+        <w:t xml:space="preserve"># 2. Replace the original Linear with your </w:t>
+      </w:r>
+      <w:proofErr w:type="spellStart"/>
+      <w:r>
+        <w:rPr>
+          <w:rStyle w:val="cltqqc"/>
+          <w:rFonts w:asciiTheme="majorHAnsi" w:hAnsiTheme="majorHAnsi" w:cstheme="majorHAnsi"/>
+          <w:i/>
+          <w:iCs/>
+          <w:color w:val="9AA0A6"/>
+        </w:rPr>
         <w:t>LoRALinear</w:t>
       </w:r>
       <w:proofErr w:type="spellEnd"/>
@@ -7397,6 +7793,7 @@
         </w:rPr>
         <w:t xml:space="preserve">                </w:t>
       </w:r>
+      <w:proofErr w:type="gramStart"/>
       <w:r>
         <w:rPr>
           <w:rStyle w:val="undefined"/>
@@ -7405,6 +7802,7 @@
         <w:t>print(</w:t>
       </w:r>
       <w:proofErr w:type="spellStart"/>
+      <w:proofErr w:type="gramEnd"/>
       <w:r>
         <w:rPr>
           <w:rStyle w:val="cs0cqb"/>
@@ -7460,6 +7858,7 @@
         <w:t xml:space="preserve">                </w:t>
       </w:r>
       <w:proofErr w:type="spellStart"/>
+      <w:proofErr w:type="gramStart"/>
       <w:r>
         <w:rPr>
           <w:rStyle w:val="undefined"/>
@@ -7473,7 +7872,15 @@
           <w:rStyle w:val="undefined"/>
           <w:rFonts w:asciiTheme="majorHAnsi" w:hAnsiTheme="majorHAnsi" w:cstheme="majorHAnsi"/>
         </w:rPr>
-        <w:t xml:space="preserve">(parent, </w:t>
+        <w:t>(</w:t>
+      </w:r>
+      <w:proofErr w:type="gramEnd"/>
+      <w:r>
+        <w:rPr>
+          <w:rStyle w:val="undefined"/>
+          <w:rFonts w:asciiTheme="majorHAnsi" w:hAnsiTheme="majorHAnsi" w:cstheme="majorHAnsi"/>
+        </w:rPr>
+        <w:t xml:space="preserve">parent, </w:t>
       </w:r>
       <w:proofErr w:type="spellStart"/>
       <w:r>
@@ -7853,15 +8260,31 @@
           <w:i/>
           <w:iCs/>
         </w:rPr>
-        <w:t>x@A</w:t>
-      </w:r>
-      <w:proofErr w:type="spellEnd"/>
+        <w:t>x@</w:t>
+      </w:r>
+      <w:proofErr w:type="gramStart"/>
       <w:r>
         <w:rPr>
           <w:i/>
           <w:iCs/>
         </w:rPr>
-        <w:t>)@B</w:t>
+        <w:t>A</w:t>
+      </w:r>
+      <w:proofErr w:type="spellEnd"/>
+      <w:r>
+        <w:rPr>
+          <w:i/>
+          <w:iCs/>
+        </w:rPr>
+        <w:t>)@</w:t>
+      </w:r>
+      <w:proofErr w:type="gramEnd"/>
+      <w:r>
+        <w:rPr>
+          <w:i/>
+          <w:iCs/>
+        </w:rPr>
+        <w:t>B</w:t>
       </w:r>
     </w:p>
     <w:p>
@@ -7871,10 +8294,7 @@
         <w:jc w:val="both"/>
       </w:pPr>
       <w:r>
-        <w:t xml:space="preserve"> alongside the frozen original weight </w:t>
-      </w:r>
-      <w:r>
-        <w:t>(</w:t>
+        <w:t xml:space="preserve"> alongside the frozen original weight (</w:t>
       </w:r>
       <w:proofErr w:type="spellStart"/>
       <w:r>
@@ -7886,10 +8306,7 @@
       </w:r>
       <w:proofErr w:type="spellEnd"/>
       <w:r>
-        <w:t>)</w:t>
-      </w:r>
-      <w:r>
-        <w:t>. The final result is the sum of both.</w:t>
+        <w:t>). The final result is the sum of both.</w:t>
       </w:r>
     </w:p>
     <w:p>
@@ -7909,13 +8326,7 @@
         <w:t>Initialization</w:t>
       </w:r>
       <w:r>
-        <w:t xml:space="preserve">: We </w:t>
-      </w:r>
-      <w:r>
-        <w:t>initialize randomly</w:t>
-      </w:r>
-      <w:r>
-        <w:t xml:space="preserve"> and to zero. This ensures the model starts training from a "neutral" state (the adapter does nothing at step 0).</w:t>
+        <w:t>: We initialize randomly and to zero. This ensures the model starts training from a "neutral" state (the adapter does nothing at step 0).</w:t>
       </w:r>
     </w:p>
     <w:p>
@@ -7965,13 +8376,7 @@
         <w:jc w:val="both"/>
       </w:pPr>
       <w:r>
-        <w:t xml:space="preserve">The "Why" of </w:t>
-      </w:r>
-      <w:r>
-        <w:t>Q, K</w:t>
-      </w:r>
-      <w:r>
-        <w:t>,</w:t>
+        <w:t>The "Why" of Q, K,</w:t>
       </w:r>
       <w:r>
         <w:t xml:space="preserve"> </w:t>
@@ -8003,14 +8408,14 @@
         <w:t>Loading</w:t>
       </w:r>
       <w:r>
-        <w:t xml:space="preserve">: This is why you need both the Base Model (the frozen) and the Adapter (the trained and). The adapter is just a "patch" that modifies the base model's </w:t>
-      </w:r>
-      <w:r>
-        <w:t>behaviour</w:t>
-      </w:r>
-      <w:r>
-        <w:t>.</w:t>
-      </w:r>
+        <w:t>: This is why you need both the Base Model (the frozen) and the Adapter (the trained and). The adapter is just a "patch" that modifies the base model's behaviour.</w:t>
+      </w:r>
+    </w:p>
+    <w:p>
+      <w:pPr>
+        <w:pStyle w:val="NoSpacing"/>
+        <w:jc w:val="both"/>
+      </w:pPr>
     </w:p>
     <w:p>
       <w:pPr>
@@ -8046,16 +8451,8 @@
             <w:pPr>
               <w:pStyle w:val="NoSpacing"/>
               <w:jc w:val="both"/>
-              <w:rPr>
-                <w:b/>
-                <w:bCs/>
-              </w:rPr>
             </w:pPr>
             <w:r>
-              <w:rPr>
-                <w:b/>
-                <w:bCs/>
-              </w:rPr>
               <w:t>Component</w:t>
             </w:r>
           </w:p>
@@ -9232,6 +9629,7 @@
   <w:style w:type="character" w:default="1" w:styleId="DefaultParagraphFont">
     <w:name w:val="Default Paragraph Font"/>
     <w:uiPriority w:val="1"/>
+    <w:semiHidden/>
     <w:unhideWhenUsed/>
   </w:style>
   <w:style w:type="table" w:default="1" w:styleId="TableNormal">
